--- a/workshop/labmanual.docx
+++ b/workshop/labmanual.docx
@@ -4411,6 +4411,63 @@
     </w:p>
     <w:p>
       <w:pPr>
+        <w:spacing w:after="160" w:line="276"/>
+      </w:pPr>
+      <w:r>
+        <w:rPr>
+          <w:rFonts w:ascii="Arial" w:cs="Arial" w:eastAsia="Arial" w:hAnsi="Arial"/>
+          <w:b/>
+          <w:bCs/>
+          <w:i w:val="false"/>
+          <w:iCs w:val="false"/>
+          <w:color w:val="1A1C1C"/>
+          <w:sz w:val="21"/>
+          <w:szCs w:val="21"/>
+        </w:rPr>
+        <w:t xml:space="preserve">F4. Test the "No Sign" case.</w:t>
+      </w:r>
+      <w:r>
+        <w:rPr>
+          <w:rFonts w:ascii="Arial" w:cs="Arial" w:eastAsia="Arial" w:hAnsi="Arial"/>
+          <w:b w:val="false"/>
+          <w:bCs w:val="false"/>
+          <w:i w:val="false"/>
+          <w:iCs w:val="false"/>
+          <w:color w:val="3F4141"/>
+          <w:sz w:val="21"/>
+          <w:szCs w:val="21"/>
+        </w:rPr>
+        <w:t xml:space="preserve"> Remove the digit and present an empty scene (plain background). The model should report </w:t>
+      </w:r>
+      <w:r>
+        <w:rPr>
+          <w:rFonts w:ascii="Arial" w:cs="Arial" w:eastAsia="Arial" w:hAnsi="Arial"/>
+          <w:b/>
+          <w:bCs/>
+          <w:i w:val="false"/>
+          <w:iCs w:val="false"/>
+          <w:color w:val="1A1C1C"/>
+          <w:sz w:val="21"/>
+          <w:szCs w:val="21"/>
+        </w:rPr>
+        <w:t xml:space="preserve">"No Sign"</w:t>
+      </w:r>
+      <w:r>
+        <w:rPr>
+          <w:rFonts w:ascii="Arial" w:cs="Arial" w:eastAsia="Arial" w:hAnsi="Arial"/>
+          <w:b w:val="false"/>
+          <w:bCs w:val="false"/>
+          <w:i w:val="false"/>
+          <w:iCs w:val="false"/>
+          <w:color w:val="3F4141"/>
+          <w:sz w:val="21"/>
+          <w:szCs w:val="21"/>
+        </w:rPr>
+        <w:t xml:space="preserve">: this is the OOD gate rejecting a frame that contains no digit, instead of forcing a confident answer. If an empty scene is classified as a digit, the OOD parameters are too loose (see the Lab 0 appendix).</w:t>
+      </w:r>
+    </w:p>
+    <w:p>
+      <w:pPr>
         <w:spacing w:after="40" w:before="120"/>
         <w:jc w:val="center"/>
       </w:pPr>
@@ -4487,7 +4544,7 @@
           <w:sz w:val="21"/>
           <w:szCs w:val="21"/>
         </w:rPr>
-        <w:t xml:space="preserve">F4.</w:t>
+        <w:t xml:space="preserve">F5.</w:t>
       </w:r>
       <w:r>
         <w:rPr>
@@ -4516,9 +4573,9 @@
         </w:tblBorders>
       </w:tblPr>
       <w:tblGrid>
-        <w:gridCol w:w="2436"/>
-        <w:gridCol w:w="2436"/>
-        <w:gridCol w:w="4155"/>
+        <w:gridCol w:w="2307"/>
+        <w:gridCol w:w="2307"/>
+        <w:gridCol w:w="4411"/>
       </w:tblGrid>
       <w:tr>
         <w:trPr>
@@ -4526,7 +4583,7 @@
         </w:trPr>
         <w:tc>
           <w:tcPr>
-            <w:tcW w:type="dxa" w:w="2436"/>
+            <w:tcW w:type="dxa" w:w="2307"/>
             <w:tcBorders>
               <w:top w:val="single" w:color="1A1C1C" w:sz="8"/>
               <w:left w:val="none" w:color="FFFFFF" w:sz="0"/>
@@ -4563,7 +4620,7 @@
         </w:tc>
         <w:tc>
           <w:tcPr>
-            <w:tcW w:type="dxa" w:w="2436"/>
+            <w:tcW w:type="dxa" w:w="2307"/>
             <w:tcBorders>
               <w:top w:val="single" w:color="1A1C1C" w:sz="8"/>
               <w:left w:val="none" w:color="FFFFFF" w:sz="0"/>
@@ -4600,7 +4657,7 @@
         </w:tc>
         <w:tc>
           <w:tcPr>
-            <w:tcW w:type="dxa" w:w="4155"/>
+            <w:tcW w:type="dxa" w:w="4411"/>
             <w:tcBorders>
               <w:top w:val="single" w:color="1A1C1C" w:sz="8"/>
               <w:left w:val="none" w:color="FFFFFF" w:sz="0"/>
@@ -4639,7 +4696,7 @@
       <w:tr>
         <w:tc>
           <w:tcPr>
-            <w:tcW w:type="dxa" w:w="2436"/>
+            <w:tcW w:type="dxa" w:w="2307"/>
             <w:tcBorders>
               <w:left w:val="none" w:color="FFFFFF" w:sz="0"/>
               <w:bottom w:val="single" w:color="D8D9D8" w:sz="4"/>
@@ -4674,7 +4731,7 @@
         </w:tc>
         <w:tc>
           <w:tcPr>
-            <w:tcW w:type="dxa" w:w="2436"/>
+            <w:tcW w:type="dxa" w:w="2307"/>
             <w:tcBorders>
               <w:left w:val="none" w:color="FFFFFF" w:sz="0"/>
               <w:bottom w:val="single" w:color="D8D9D8" w:sz="4"/>
@@ -4709,7 +4766,7 @@
         </w:tc>
         <w:tc>
           <w:tcPr>
-            <w:tcW w:type="dxa" w:w="4155"/>
+            <w:tcW w:type="dxa" w:w="4411"/>
             <w:tcBorders>
               <w:left w:val="none" w:color="FFFFFF" w:sz="0"/>
               <w:bottom w:val="single" w:color="D8D9D8" w:sz="4"/>
@@ -4746,7 +4803,7 @@
       <w:tr>
         <w:tc>
           <w:tcPr>
-            <w:tcW w:type="dxa" w:w="2436"/>
+            <w:tcW w:type="dxa" w:w="2307"/>
             <w:tcBorders>
               <w:left w:val="none" w:color="FFFFFF" w:sz="0"/>
               <w:bottom w:val="single" w:color="D8D9D8" w:sz="4"/>
@@ -4781,7 +4838,7 @@
         </w:tc>
         <w:tc>
           <w:tcPr>
-            <w:tcW w:type="dxa" w:w="2436"/>
+            <w:tcW w:type="dxa" w:w="2307"/>
             <w:tcBorders>
               <w:left w:val="none" w:color="FFFFFF" w:sz="0"/>
               <w:bottom w:val="single" w:color="D8D9D8" w:sz="4"/>
@@ -4816,7 +4873,7 @@
         </w:tc>
         <w:tc>
           <w:tcPr>
-            <w:tcW w:type="dxa" w:w="4155"/>
+            <w:tcW w:type="dxa" w:w="4411"/>
             <w:tcBorders>
               <w:left w:val="none" w:color="FFFFFF" w:sz="0"/>
               <w:bottom w:val="single" w:color="D8D9D8" w:sz="4"/>
@@ -4853,7 +4910,7 @@
       <w:tr>
         <w:tc>
           <w:tcPr>
-            <w:tcW w:type="dxa" w:w="2436"/>
+            <w:tcW w:type="dxa" w:w="2307"/>
             <w:tcBorders>
               <w:left w:val="none" w:color="FFFFFF" w:sz="0"/>
               <w:bottom w:val="single" w:color="D8D9D8" w:sz="4"/>
@@ -4888,7 +4945,7 @@
         </w:tc>
         <w:tc>
           <w:tcPr>
-            <w:tcW w:type="dxa" w:w="2436"/>
+            <w:tcW w:type="dxa" w:w="2307"/>
             <w:tcBorders>
               <w:left w:val="none" w:color="FFFFFF" w:sz="0"/>
               <w:bottom w:val="single" w:color="D8D9D8" w:sz="4"/>
@@ -4923,7 +4980,7 @@
         </w:tc>
         <w:tc>
           <w:tcPr>
-            <w:tcW w:type="dxa" w:w="4155"/>
+            <w:tcW w:type="dxa" w:w="4411"/>
             <w:tcBorders>
               <w:left w:val="none" w:color="FFFFFF" w:sz="0"/>
               <w:bottom w:val="single" w:color="D8D9D8" w:sz="4"/>
@@ -4960,7 +5017,7 @@
       <w:tr>
         <w:tc>
           <w:tcPr>
-            <w:tcW w:type="dxa" w:w="2436"/>
+            <w:tcW w:type="dxa" w:w="2307"/>
             <w:tcBorders>
               <w:left w:val="none" w:color="FFFFFF" w:sz="0"/>
               <w:bottom w:val="single" w:color="D8D9D8" w:sz="4"/>
@@ -4995,7 +5052,7 @@
         </w:tc>
         <w:tc>
           <w:tcPr>
-            <w:tcW w:type="dxa" w:w="2436"/>
+            <w:tcW w:type="dxa" w:w="2307"/>
             <w:tcBorders>
               <w:left w:val="none" w:color="FFFFFF" w:sz="0"/>
               <w:bottom w:val="single" w:color="D8D9D8" w:sz="4"/>
@@ -5030,7 +5087,7 @@
         </w:tc>
         <w:tc>
           <w:tcPr>
-            <w:tcW w:type="dxa" w:w="4155"/>
+            <w:tcW w:type="dxa" w:w="4411"/>
             <w:tcBorders>
               <w:left w:val="none" w:color="FFFFFF" w:sz="0"/>
               <w:bottom w:val="single" w:color="D8D9D8" w:sz="4"/>
@@ -5067,7 +5124,7 @@
       <w:tr>
         <w:tc>
           <w:tcPr>
-            <w:tcW w:type="dxa" w:w="2436"/>
+            <w:tcW w:type="dxa" w:w="2307"/>
             <w:tcBorders>
               <w:left w:val="none" w:color="FFFFFF" w:sz="0"/>
               <w:bottom w:val="single" w:color="D8D9D8" w:sz="4"/>
@@ -5102,7 +5159,7 @@
         </w:tc>
         <w:tc>
           <w:tcPr>
-            <w:tcW w:type="dxa" w:w="2436"/>
+            <w:tcW w:type="dxa" w:w="2307"/>
             <w:tcBorders>
               <w:left w:val="none" w:color="FFFFFF" w:sz="0"/>
               <w:bottom w:val="single" w:color="D8D9D8" w:sz="4"/>
@@ -5137,7 +5194,7 @@
         </w:tc>
         <w:tc>
           <w:tcPr>
-            <w:tcW w:type="dxa" w:w="4155"/>
+            <w:tcW w:type="dxa" w:w="4411"/>
             <w:tcBorders>
               <w:left w:val="none" w:color="FFFFFF" w:sz="0"/>
               <w:bottom w:val="single" w:color="D8D9D8" w:sz="4"/>
@@ -5171,6 +5228,113 @@
           </w:p>
         </w:tc>
       </w:tr>
+      <w:tr>
+        <w:tc>
+          <w:tcPr>
+            <w:tcW w:type="dxa" w:w="2307"/>
+            <w:tcBorders>
+              <w:left w:val="none" w:color="FFFFFF" w:sz="0"/>
+              <w:bottom w:val="single" w:color="D8D9D8" w:sz="4"/>
+              <w:right w:val="none" w:color="FFFFFF" w:sz="0"/>
+            </w:tcBorders>
+            <w:tcMar>
+              <w:top w:type="dxa" w:w="80"/>
+              <w:left w:type="dxa" w:w="60"/>
+              <w:bottom w:type="dxa" w:w="80"/>
+              <w:right w:type="dxa" w:w="60"/>
+            </w:tcMar>
+            <w:vAlign w:val="top"/>
+          </w:tcPr>
+          <w:p>
+            <w:pPr>
+              <w:spacing w:after="0" w:line="264"/>
+            </w:pPr>
+            <w:r>
+              <w:rPr>
+                <w:rFonts w:ascii="Arial" w:cs="Arial" w:eastAsia="Arial" w:hAnsi="Arial"/>
+                <w:b w:val="false"/>
+                <w:bCs w:val="false"/>
+                <w:i w:val="false"/>
+                <w:iCs w:val="false"/>
+                <w:color w:val="1A1C1C"/>
+                <w:sz w:val="19"/>
+                <w:szCs w:val="19"/>
+              </w:rPr>
+              <w:t xml:space="preserve">empty scene classified as a digit</w:t>
+            </w:r>
+          </w:p>
+        </w:tc>
+        <w:tc>
+          <w:tcPr>
+            <w:tcW w:type="dxa" w:w="2307"/>
+            <w:tcBorders>
+              <w:left w:val="none" w:color="FFFFFF" w:sz="0"/>
+              <w:bottom w:val="single" w:color="D8D9D8" w:sz="4"/>
+              <w:right w:val="none" w:color="FFFFFF" w:sz="0"/>
+            </w:tcBorders>
+            <w:tcMar>
+              <w:top w:type="dxa" w:w="80"/>
+              <w:left w:type="dxa" w:w="60"/>
+              <w:bottom w:type="dxa" w:w="80"/>
+              <w:right w:type="dxa" w:w="60"/>
+            </w:tcMar>
+            <w:vAlign w:val="top"/>
+          </w:tcPr>
+          <w:p>
+            <w:pPr>
+              <w:spacing w:after="0" w:line="264"/>
+            </w:pPr>
+            <w:r>
+              <w:rPr>
+                <w:rFonts w:ascii="Arial" w:cs="Arial" w:eastAsia="Arial" w:hAnsi="Arial"/>
+                <w:b w:val="false"/>
+                <w:bCs w:val="false"/>
+                <w:i w:val="false"/>
+                <w:iCs w:val="false"/>
+                <w:color w:val="1A1C1C"/>
+                <w:sz w:val="19"/>
+                <w:szCs w:val="19"/>
+              </w:rPr>
+              <w:t xml:space="preserve">OOD gate too loose</w:t>
+            </w:r>
+          </w:p>
+        </w:tc>
+        <w:tc>
+          <w:tcPr>
+            <w:tcW w:type="dxa" w:w="4411"/>
+            <w:tcBorders>
+              <w:left w:val="none" w:color="FFFFFF" w:sz="0"/>
+              <w:bottom w:val="single" w:color="D8D9D8" w:sz="4"/>
+              <w:right w:val="none" w:color="FFFFFF" w:sz="0"/>
+            </w:tcBorders>
+            <w:tcMar>
+              <w:top w:type="dxa" w:w="80"/>
+              <w:left w:type="dxa" w:w="60"/>
+              <w:bottom w:type="dxa" w:w="80"/>
+              <w:right w:type="dxa" w:w="60"/>
+            </w:tcMar>
+            <w:vAlign w:val="top"/>
+          </w:tcPr>
+          <w:p>
+            <w:pPr>
+              <w:spacing w:after="0" w:line="264"/>
+            </w:pPr>
+            <w:r>
+              <w:rPr>
+                <w:rFonts w:ascii="Arial" w:cs="Arial" w:eastAsia="Arial" w:hAnsi="Arial"/>
+                <w:b w:val="false"/>
+                <w:bCs w:val="false"/>
+                <w:i w:val="false"/>
+                <w:iCs w:val="false"/>
+                <w:color w:val="1A1C1C"/>
+                <w:sz w:val="19"/>
+                <w:szCs w:val="19"/>
+              </w:rPr>
+              <w:t xml:space="preserve">empty scene must report "No Sign" — see F4 and the Lab 0 appendix</w:t>
+            </w:r>
+          </w:p>
+        </w:tc>
+      </w:tr>
     </w:tbl>
     <w:p>
       <w:pPr>
@@ -5192,7 +5356,7 @@
           <w:sz w:val="21"/>
           <w:szCs w:val="21"/>
         </w:rPr>
-        <w:t xml:space="preserve">F5.</w:t>
+        <w:t xml:space="preserve">F6.</w:t>
       </w:r>
       <w:r>
         <w:rPr>
@@ -5669,6 +5833,91 @@
           <w:szCs w:val="21"/>
         </w:rPr>
         <w:t xml:space="preserve"> Upload to the board, open the Serial Monitor, and present a digit: the model now classifies the live camera stream on the board itself.</w:t>
+      </w:r>
+    </w:p>
+    <w:p>
+      <w:pPr>
+        <w:spacing w:after="160" w:line="276"/>
+      </w:pPr>
+      <w:r>
+        <w:rPr>
+          <w:rFonts w:ascii="Arial" w:cs="Arial" w:eastAsia="Arial" w:hAnsi="Arial"/>
+          <w:b/>
+          <w:bCs/>
+          <w:i w:val="false"/>
+          <w:iCs w:val="false"/>
+          <w:color w:val="1A1C1C"/>
+          <w:sz w:val="21"/>
+          <w:szCs w:val="21"/>
+        </w:rPr>
+        <w:t xml:space="preserve">G5.</w:t>
+      </w:r>
+      <w:r>
+        <w:rPr>
+          <w:rFonts w:ascii="Arial" w:cs="Arial" w:eastAsia="Arial" w:hAnsi="Arial"/>
+          <w:b w:val="false"/>
+          <w:bCs w:val="false"/>
+          <w:i w:val="false"/>
+          <w:iCs w:val="false"/>
+          <w:color w:val="3F4141"/>
+          <w:sz w:val="21"/>
+          <w:szCs w:val="21"/>
+        </w:rPr>
+        <w:t xml:space="preserve"> In the Serial Monitor, commands can be typed to change the output mode and to inspect or adjust the OOD parameters: </w:t>
+      </w:r>
+      <w:r>
+        <w:rPr>
+          <w:rFonts w:ascii="Consolas" w:cs="Consolas" w:eastAsia="Consolas" w:hAnsi="Consolas"/>
+          <w:b w:val="false"/>
+          <w:bCs w:val="false"/>
+          <w:i w:val="false"/>
+          <w:iCs w:val="false"/>
+          <w:color w:val="1A1C1C"/>
+          <w:sz w:val="19"/>
+          <w:szCs w:val="19"/>
+          <w:shd w:fill="EFEFEA" w:val="clear"/>
+        </w:rPr>
+        <w:t xml:space="preserve">get ood</w:t>
+      </w:r>
+      <w:r>
+        <w:rPr>
+          <w:rFonts w:ascii="Arial" w:cs="Arial" w:eastAsia="Arial" w:hAnsi="Arial"/>
+          <w:b w:val="false"/>
+          <w:bCs w:val="false"/>
+          <w:i w:val="false"/>
+          <w:iCs w:val="false"/>
+          <w:color w:val="3F4141"/>
+          <w:sz w:val="21"/>
+          <w:szCs w:val="21"/>
+        </w:rPr>
+        <w:t xml:space="preserve"> reports the current values, and </w:t>
+      </w:r>
+      <w:r>
+        <w:rPr>
+          <w:rFonts w:ascii="Consolas" w:cs="Consolas" w:eastAsia="Consolas" w:hAnsi="Consolas"/>
+          <w:b w:val="false"/>
+          <w:bCs w:val="false"/>
+          <w:i w:val="false"/>
+          <w:iCs w:val="false"/>
+          <w:color w:val="1A1C1C"/>
+          <w:sz w:val="19"/>
+          <w:szCs w:val="19"/>
+          <w:shd w:fill="EFEFEA" w:val="clear"/>
+        </w:rPr>
+        <w:t xml:space="preserve">set ood 0.3 70.0 0.60 0.70</w:t>
+      </w:r>
+      <w:r>
+        <w:rPr>
+          <w:rFonts w:ascii="Arial" w:cs="Arial" w:eastAsia="Arial" w:hAnsi="Arial"/>
+          <w:b w:val="false"/>
+          <w:bCs w:val="false"/>
+          <w:i w:val="false"/>
+          <w:iCs w:val="false"/>
+          <w:color w:val="3F4141"/>
+          <w:sz w:val="21"/>
+          <w:szCs w:val="21"/>
+        </w:rPr>
+        <w:t xml:space="preserve"> restores the defaults. Guidance for fine-tuning these parameters appears in the Lab 0 appendix.</w:t>
       </w:r>
     </w:p>
     <w:p>

--- a/workshop/labmanual.docx
+++ b/workshop/labmanual.docx
@@ -3238,7 +3238,33 @@
           <w:sz w:val="21"/>
           <w:szCs w:val="21"/>
         </w:rPr>
-        <w:t xml:space="preserve"> icon. Begin with the default configuration:</w:t>
+        <w:t xml:space="preserve"> icon. Click </w:t>
+      </w:r>
+      <w:r>
+        <w:rPr>
+          <w:rFonts w:ascii="Arial" w:cs="Arial" w:eastAsia="Arial" w:hAnsi="Arial"/>
+          <w:b/>
+          <w:bCs/>
+          <w:i w:val="false"/>
+          <w:iCs w:val="false"/>
+          <w:color w:val="1A1C1C"/>
+          <w:sz w:val="21"/>
+          <w:szCs w:val="21"/>
+        </w:rPr>
+        <w:t xml:space="preserve">Use recommended</w:t>
+      </w:r>
+      <w:r>
+        <w:rPr>
+          <w:rFonts w:ascii="Arial" w:cs="Arial" w:eastAsia="Arial" w:hAnsi="Arial"/>
+          <w:b w:val="false"/>
+          <w:bCs w:val="false"/>
+          <w:i w:val="false"/>
+          <w:iCs w:val="false"/>
+          <w:color w:val="3F4141"/>
+          <w:sz w:val="21"/>
+          <w:szCs w:val="21"/>
+        </w:rPr>
+        <w:t xml:space="preserve"> to apply the recommended hyperparameters automatically — the epoch count is chosen so that training performs approximately 800 total weight updates. Alternatively, begin with the default configuration:</w:t>
       </w:r>
     </w:p>
     <w:tbl>

--- a/workshop/labmanual.docx
+++ b/workshop/labmanual.docx
@@ -17,7 +17,7 @@
           <w:sz w:val="44"/>
           <w:szCs w:val="44"/>
         </w:rPr>
-        <w:t xml:space="preserve">Edge AI Vision Workshop — Project Lab Manual</w:t>
+        <w:t xml:space="preserve">AI Literacy Workshop — Project Lab Manual</w:t>
       </w:r>
     </w:p>
     <w:p>
@@ -65,7 +65,7 @@
           <w:sz w:val="21"/>
           <w:szCs w:val="21"/>
         </w:rPr>
-        <w:t xml:space="preserve">75–90 minutes</w:t>
+        <w:t xml:space="preserve">60–75 minutes</w:t>
       </w:r>
       <w:r>
         <w:rPr>
@@ -344,7 +344,7 @@
           <w:sz w:val="21"/>
           <w:szCs w:val="21"/>
         </w:rPr>
-        <w:t xml:space="preserve"> (identical to the road-sign demonstration in the lesson): Collect → Preprocess → Train → Test → Iterate → Export → Deploy.</w:t>
+        <w:t xml:space="preserve"> (identical to the road-sign demonstration in the lab tutorial): Collect → Preprocess → Train → Test → Iterate → Export → Deploy.</w:t>
       </w:r>
     </w:p>
     <w:p>
@@ -383,7 +383,7 @@
           <w:sz w:val="21"/>
           <w:szCs w:val="21"/>
         </w:rPr>
-        <w:t xml:space="preserve">The following kit is provided to each team. Verify it against this list before starting Part A.</w:t>
+        <w:t xml:space="preserve">The following kit is provided to each team of three students. Verify it against this list before starting Part A.</w:t>
       </w:r>
     </w:p>
     <w:tbl>
@@ -416,7 +416,6 @@
               <w:bottom w:val="single" w:color="D8D9D8" w:sz="4"/>
               <w:right w:val="none" w:color="FFFFFF" w:sz="0"/>
             </w:tcBorders>
-            <w:shd w:fill="FFFFFF" w:val="clear"/>
             <w:tcMar>
               <w:top w:type="dxa" w:w="80"/>
               <w:left w:type="dxa" w:w="60"/>
@@ -453,7 +452,6 @@
               <w:bottom w:val="single" w:color="D8D9D8" w:sz="4"/>
               <w:right w:val="none" w:color="FFFFFF" w:sz="0"/>
             </w:tcBorders>
-            <w:shd w:fill="FFFFFF" w:val="clear"/>
             <w:tcMar>
               <w:top w:type="dxa" w:w="80"/>
               <w:left w:type="dxa" w:w="60"/>
@@ -490,7 +488,6 @@
               <w:bottom w:val="single" w:color="D8D9D8" w:sz="4"/>
               <w:right w:val="none" w:color="FFFFFF" w:sz="0"/>
             </w:tcBorders>
-            <w:shd w:fill="FFFFFF" w:val="clear"/>
             <w:tcMar>
               <w:top w:type="dxa" w:w="80"/>
               <w:left w:type="dxa" w:w="60"/>
@@ -1093,7 +1090,7 @@
           <w:sz w:val="21"/>
           <w:szCs w:val="21"/>
         </w:rPr>
-        <w:t xml:space="preserve">Teams bring only a laptop with the pre-lab software installed (see the pre-lab manual).</w:t>
+        <w:t xml:space="preserve">Each team of three brings only one laptop with the pre-lab software installed (see the pre-lab manual).</w:t>
       </w:r>
     </w:p>
     <w:p>
@@ -3296,7 +3293,6 @@
               <w:bottom w:val="single" w:color="D8D9D8" w:sz="4"/>
               <w:right w:val="none" w:color="FFFFFF" w:sz="0"/>
             </w:tcBorders>
-            <w:shd w:fill="FFFFFF" w:val="clear"/>
             <w:tcMar>
               <w:top w:type="dxa" w:w="80"/>
               <w:left w:type="dxa" w:w="60"/>
@@ -3333,7 +3329,6 @@
               <w:bottom w:val="single" w:color="D8D9D8" w:sz="4"/>
               <w:right w:val="none" w:color="FFFFFF" w:sz="0"/>
             </w:tcBorders>
-            <w:shd w:fill="FFFFFF" w:val="clear"/>
             <w:tcMar>
               <w:top w:type="dxa" w:w="80"/>
               <w:left w:type="dxa" w:w="60"/>
@@ -4616,7 +4611,6 @@
               <w:bottom w:val="single" w:color="D8D9D8" w:sz="4"/>
               <w:right w:val="none" w:color="FFFFFF" w:sz="0"/>
             </w:tcBorders>
-            <w:shd w:fill="FFFFFF" w:val="clear"/>
             <w:tcMar>
               <w:top w:type="dxa" w:w="80"/>
               <w:left w:type="dxa" w:w="60"/>
@@ -4653,7 +4647,6 @@
               <w:bottom w:val="single" w:color="D8D9D8" w:sz="4"/>
               <w:right w:val="none" w:color="FFFFFF" w:sz="0"/>
             </w:tcBorders>
-            <w:shd w:fill="FFFFFF" w:val="clear"/>
             <w:tcMar>
               <w:top w:type="dxa" w:w="80"/>
               <w:left w:type="dxa" w:w="60"/>
@@ -4690,7 +4683,6 @@
               <w:bottom w:val="single" w:color="D8D9D8" w:sz="4"/>
               <w:right w:val="none" w:color="FFFFFF" w:sz="0"/>
             </w:tcBorders>
-            <w:shd w:fill="FFFFFF" w:val="clear"/>
             <w:tcMar>
               <w:top w:type="dxa" w:w="80"/>
               <w:left w:type="dxa" w:w="60"/>
@@ -5964,7 +5956,7 @@
           <w:sz w:val="30"/>
           <w:szCs w:val="30"/>
         </w:rPr>
-        <w:t xml:space="preserve">Part H — Final Evaluation (10 min)</w:t>
+        <w:t xml:space="preserve">Part H — Final Evaluation (5 min)</w:t>
       </w:r>
     </w:p>
     <w:p>
@@ -6087,7 +6079,6 @@
               <w:bottom w:val="single" w:color="D8D9D8" w:sz="4"/>
               <w:right w:val="none" w:color="FFFFFF" w:sz="0"/>
             </w:tcBorders>
-            <w:shd w:fill="FFFFFF" w:val="clear"/>
             <w:tcMar>
               <w:top w:type="dxa" w:w="80"/>
               <w:left w:type="dxa" w:w="60"/>
@@ -6124,7 +6115,6 @@
               <w:bottom w:val="single" w:color="D8D9D8" w:sz="4"/>
               <w:right w:val="none" w:color="FFFFFF" w:sz="0"/>
             </w:tcBorders>
-            <w:shd w:fill="FFFFFF" w:val="clear"/>
             <w:tcMar>
               <w:top w:type="dxa" w:w="80"/>
               <w:left w:type="dxa" w:w="60"/>
@@ -6161,7 +6151,6 @@
               <w:bottom w:val="single" w:color="D8D9D8" w:sz="4"/>
               <w:right w:val="none" w:color="FFFFFF" w:sz="0"/>
             </w:tcBorders>
-            <w:shd w:fill="FFFFFF" w:val="clear"/>
             <w:tcMar>
               <w:top w:type="dxa" w:w="80"/>
               <w:left w:type="dxa" w:w="60"/>
@@ -6198,7 +6187,6 @@
               <w:bottom w:val="single" w:color="D8D9D8" w:sz="4"/>
               <w:right w:val="none" w:color="FFFFFF" w:sz="0"/>
             </w:tcBorders>
-            <w:shd w:fill="FFFFFF" w:val="clear"/>
             <w:tcMar>
               <w:top w:type="dxa" w:w="80"/>
               <w:left w:type="dxa" w:w="60"/>
@@ -6235,7 +6223,6 @@
               <w:bottom w:val="single" w:color="D8D9D8" w:sz="4"/>
               <w:right w:val="none" w:color="FFFFFF" w:sz="0"/>
             </w:tcBorders>
-            <w:shd w:fill="FFFFFF" w:val="clear"/>
             <w:tcMar>
               <w:top w:type="dxa" w:w="80"/>
               <w:left w:type="dxa" w:w="60"/>
@@ -7042,7 +7029,6 @@
               <w:bottom w:val="single" w:color="D8D9D8" w:sz="4"/>
               <w:right w:val="none" w:color="FFFFFF" w:sz="0"/>
             </w:tcBorders>
-            <w:shd w:fill="FFFFFF" w:val="clear"/>
             <w:tcMar>
               <w:top w:type="dxa" w:w="80"/>
               <w:left w:type="dxa" w:w="60"/>
@@ -7079,7 +7065,6 @@
               <w:bottom w:val="single" w:color="D8D9D8" w:sz="4"/>
               <w:right w:val="none" w:color="FFFFFF" w:sz="0"/>
             </w:tcBorders>
-            <w:shd w:fill="FFFFFF" w:val="clear"/>
             <w:tcMar>
               <w:top w:type="dxa" w:w="80"/>
               <w:left w:type="dxa" w:w="60"/>
@@ -7542,7 +7527,7 @@
         <w:sz w:val="15"/>
         <w:szCs w:val="15"/>
       </w:rPr>
-      <w:t xml:space="preserve">AIoScout · Edge AI Vision Workshop · Project Lab Manual  ·  </w:t>
+      <w:t xml:space="preserve">AIoScout · AI Literacy Workshop · Project Lab Manual  ·  </w:t>
     </w:r>
     <w:r>
       <w:rPr>
